--- a/cinderella/legal/out-2026-10-07-final/Ankur_Jain_Strategic_Adviser_Agreement.docx
+++ b/cinderella/legal/out-2026-10-07-final/Ankur_Jain_Strategic_Adviser_Agreement.docx
@@ -746,7 +746,7 @@
         <w:rPr>
           <w:b/>
         </w:rPr>
-        <w:t>2.4 Seed Round top-up. The Role Shares are issued on the Effective Date in a number equal to four percent (4%) of the Company’s fully-diluted capitalization as of that date. At the closing of the Seed Round, the Company shall issue to Adviser, for no additional consideration, such number of additional shares of Class A Common Stock as is necessary so that the Role Shares represent four percent (4%) of the Company’s fully- diluted capitalization immediately following that closing (the “Top-Up Shares”). The Top-Up Shares are fully vested on issuance, are treated as Role Shares for all purposes of this Agreement, and are issued without further action by or approval of the Board. Based on the Company’s capitalization as of the date of this Agreement, the Role Shares are 166,667 shares of a 4,166,667-share fully-diluted total. The Seed Round is an offering of up to $1,500,000 of Class A Common Stock at $2.025 per share with no minimum aggregate raise, and may close for less than the full amount; the Top-Up Shares therefore cannot be fixed in advance. Were the full amount sold, the Top-Up Shares would be approximately 30,864, for a post-Seed total of approximately 197,531 shares of a 4,938,272-share fully-diluted total. That figure is an illustration only. The actual number of Top-Up Shares is whatever is required to produce four percent (4%) of the fully-diluted capitalization immediately following the closing of the Seed Round, whatever its final size, and is subject to rounding.</w:t>
+        <w:t>2.4 Seed Round top-up. The Role Shares are issued on the Effective Date in a number equal to four percent (4%) of the Company’s fully-diluted capitalization as of that date. At the closing of the Seed Round, the Company shall issue to Adviser, for no additional consideration, such number of additional shares of Class A Common Stock as is necessary so that the Role Shares represent four percent (4%) of the Company’s fully- diluted capitalization immediately following that closing (the “Top-Up Shares”). The Top-Up Shares are fully vested on issuance, are treated as Role Shares for all purposes of this Agreement, and are issued without further action by or approval of the Board. Based on the Company’s capitalization as of the date of this Agreement, the Role Shares are 166,667 shares of a 4,166,667-share fully-diluted total. The Seed Round is an offering of up to $1,500,000 of Class A Common Stock at $2.025 per share with no minimum aggregate raise, and may close for less than the full amount; the Top-Up Shares therefore cannot be fixed in advance. Were the full amount sold, the Seed Round would issue 740,740 shares ($1,500,000 ÷ $2.025 = 740,740.74, rounded down to a whole share) and the Top-Up Shares would be approximately 30,864, for a post-Seed total of approximately 197,531 shares of a 4,938,271-share fully-diluted total. That figure is an illustration only. The actual number of Top-Up Shares is whatever is required to produce four percent (4%) of the fully-diluted capitalization immediately following the closing of the Seed Round, whatever its final size, and is subject to rounding.</w:t>
       </w:r>
       <w:r/>
     </w:p>

--- a/cinderella/legal/out-2026-10-07-final/Ankur_Jain_Strategic_Adviser_Agreement.docx
+++ b/cinderella/legal/out-2026-10-07-final/Ankur_Jain_Strategic_Adviser_Agreement.docx
@@ -130,6 +130,31 @@
           <w:b/>
         </w:rPr>
         <w:t>2. COMPENSATION — EQUITY ONLY; NO CASH 2.1 Role Equity — 4%, fully vested. The Company will grant Adviser restricted Class A Common Stock equal to four percent (4%) of the Company (the “Role Shares”), measured and adjusted per Sections 2.4 and 2.5, which shall be fully vested as of the Effective Date and not subject to any repurchase option for unvested shares. The Role Shares compensate the advisory role and are not contingent on any financing.</w:t>
+      </w:r>
+    </w:p>
+    <w:p>
+      <w:r>
+        <w:rPr>
+          <w:b/>
+        </w:rPr>
+        <w:t>2.2 Distribution Milestone Equity — up to 5%.</w:t>
+      </w:r>
+      <w:r>
+        <w:t xml:space="preserve"> The Company will additionally grant restricted Class A Common Stock upon achievement, during OBA-approved activity, of the milestones below with respect to a Qualifying Platform. A “Qualifying Platform” means Netflix, Apple, Amazon Prime Video, HBO/Max (Warner Bros. Discovery), Disney/Hulu/ESPN (The Walt Disney Company), Paramount, NBCUniversal/Peacock, or another comparable major streaming or distribution platform approved by the Board, in each case where the relationship is directly attributable to Adviser’s introduction.</w:t>
+      </w:r>
+    </w:p>
+    <w:p>
+      <w:pPr>
+        <w:ind w:left="432"/>
+      </w:pPr>
+      <w:r>
+        <w:rPr>
+          <w:b/>
+        </w:rPr>
+        <w:t>(a) Platform tiers.</w:t>
+      </w:r>
+      <w:r>
+        <w:t xml:space="preserve"> The milestone equity available with respect to each Qualifying Platform, by tranche, is set forth below. The “Total” column is the maximum earnable with respect to that platform; the tranche columns correspond to clauses (i), (ii) and (iii) of Section 2.2(b).</w:t>
       </w:r>
     </w:p>
     <w:tbl>
